--- a/docx/04-direccionamiento-ip/04-direccionamiento-ip.docx
+++ b/docx/04-direccionamiento-ip/04-direccionamiento-ip.docx
@@ -211,10 +211,10 @@
           <w:b/>
           <w:bCs/>
         </w:rPr>
-        <w:t xml:space="preserve">libro de 18 capítulos</w:t>
-      </w:r>
-      <w:r>
-        <w:t xml:space="preserve">: los 17 primeros son teoría en progresión (el último es actualidad pura: IPv8) y el 18º es el aterrizaje práctico.</w:t>
+        <w:t xml:space="preserve">libro de 13 capítulos</w:t>
+      </w:r>
+      <w:r>
+        <w:t xml:space="preserve">: los 12 primeros son teoría en progresión (el último, transición, es actualidad pura) y el 13º es el aterrizaje práctico.</w:t>
       </w:r>
     </w:p>
     <w:p>
@@ -1958,170 +1958,35 @@
       <w:r>
         <w:t xml:space="preserve">Cada octeto se convierte de binario a decimal y se separa con puntos:</w:t>
       </w:r>
-    </w:p>
-    <w:tbl>
-      <w:tblPr>
-        <w:tblStyle w:val="Table"/>
-        <w:tblW w:type="auto" w:w="0"/>
-        <w:jc w:val="left"/>
-        <w:tblLook w:firstRow="1" w:lastRow="0" w:firstColumn="0" w:lastColumn="0" w:noHBand="0" w:noVBand="0" w:val="0020"/>
-      </w:tblPr>
-      <w:tblGrid>
-        <w:gridCol w:w="3960"/>
-        <w:gridCol w:w="3960"/>
-      </w:tblGrid>
-      <w:tr>
-        <w:trPr>
-          <w:tblHeader w:val="on"/>
-        </w:trPr>
-        <w:tc>
-          <w:tcPr/>
-          <w:p>
-            <w:pPr>
-              <w:pStyle w:val="Compact"/>
-              <w:jc w:val="left"/>
-            </w:pPr>
-            <w:r>
-              <w:t xml:space="preserve">Binario (8 bits)</w:t>
-            </w:r>
-          </w:p>
-        </w:tc>
-        <w:tc>
-          <w:tcPr/>
-          <w:p>
-            <w:pPr>
-              <w:pStyle w:val="Compact"/>
-              <w:jc w:val="left"/>
-            </w:pPr>
-            <w:r>
-              <w:t xml:space="preserve">Decimal</w:t>
-            </w:r>
-          </w:p>
-        </w:tc>
-      </w:tr>
-      <w:tr>
-        <w:tc>
-          <w:tcPr/>
-          <w:p>
-            <w:pPr>
-              <w:pStyle w:val="Compact"/>
-              <w:jc w:val="left"/>
-            </w:pPr>
-            <w:r>
-              <w:rPr>
-                <w:rStyle w:val="VerbatimChar"/>
-              </w:rPr>
-              <w:t xml:space="preserve">11000000</w:t>
-            </w:r>
-          </w:p>
-        </w:tc>
-        <w:tc>
-          <w:tcPr/>
-          <w:p>
-            <w:pPr>
-              <w:pStyle w:val="Compact"/>
-              <w:jc w:val="left"/>
-            </w:pPr>
-            <w:r>
-              <w:t xml:space="preserve">192</w:t>
-            </w:r>
-          </w:p>
-        </w:tc>
-      </w:tr>
-      <w:tr>
-        <w:tc>
-          <w:tcPr/>
-          <w:p>
-            <w:pPr>
-              <w:pStyle w:val="Compact"/>
-              <w:jc w:val="left"/>
-            </w:pPr>
-            <w:r>
-              <w:rPr>
-                <w:rStyle w:val="VerbatimChar"/>
-              </w:rPr>
-              <w:t xml:space="preserve">10101000</w:t>
-            </w:r>
-          </w:p>
-        </w:tc>
-        <w:tc>
-          <w:tcPr/>
-          <w:p>
-            <w:pPr>
-              <w:pStyle w:val="Compact"/>
-              <w:jc w:val="left"/>
-            </w:pPr>
-            <w:r>
-              <w:t xml:space="preserve">168</w:t>
-            </w:r>
-          </w:p>
-        </w:tc>
-      </w:tr>
-      <w:tr>
-        <w:tc>
-          <w:tcPr/>
-          <w:p>
-            <w:pPr>
-              <w:pStyle w:val="Compact"/>
-              <w:jc w:val="left"/>
-            </w:pPr>
-            <w:r>
-              <w:rPr>
-                <w:rStyle w:val="VerbatimChar"/>
-              </w:rPr>
-              <w:t xml:space="preserve">00000001</w:t>
-            </w:r>
-          </w:p>
-        </w:tc>
-        <w:tc>
-          <w:tcPr/>
-          <w:p>
-            <w:pPr>
-              <w:pStyle w:val="Compact"/>
-              <w:jc w:val="left"/>
-            </w:pPr>
-            <w:r>
-              <w:t xml:space="preserve">1</w:t>
-            </w:r>
-          </w:p>
-        </w:tc>
-      </w:tr>
-      <w:tr>
-        <w:tc>
-          <w:tcPr/>
-          <w:p>
-            <w:pPr>
-              <w:pStyle w:val="Compact"/>
-              <w:jc w:val="left"/>
-            </w:pPr>
-            <w:r>
-              <w:rPr>
-                <w:rStyle w:val="VerbatimChar"/>
-              </w:rPr>
-              <w:t xml:space="preserve">00001010</w:t>
-            </w:r>
-          </w:p>
-        </w:tc>
-        <w:tc>
-          <w:tcPr/>
-          <w:p>
-            <w:pPr>
-              <w:pStyle w:val="Compact"/>
-              <w:jc w:val="left"/>
-            </w:pPr>
-            <w:r>
-              <w:t xml:space="preserve">10</w:t>
-            </w:r>
-          </w:p>
-        </w:tc>
-      </w:tr>
-    </w:tbl>
-    <w:p>
-      <w:pPr>
-        <w:pStyle w:val="BodyText"/>
-      </w:pPr>
-      <w:r>
-        <w:t xml:space="preserve">Juntos forman</w:t>
+      <w:r>
+        <w:t xml:space="preserve"> </w:t>
+      </w:r>
+      <w:r>
+        <w:rPr>
+          <w:rStyle w:val="VerbatimChar"/>
+        </w:rPr>
+        <w:t xml:space="preserve">11000000</w:t>
+      </w:r>
+      <w:r>
+        <w:t xml:space="preserve"> </w:t>
+      </w:r>
+      <w:r>
+        <w:t xml:space="preserve">→ 192,</w:t>
+      </w:r>
+      <w:r>
+        <w:t xml:space="preserve"> </w:t>
+      </w:r>
+      <w:r>
+        <w:rPr>
+          <w:rStyle w:val="VerbatimChar"/>
+        </w:rPr>
+        <w:t xml:space="preserve">10101000</w:t>
+      </w:r>
+      <w:r>
+        <w:t xml:space="preserve"> </w:t>
+      </w:r>
+      <w:r>
+        <w:t xml:space="preserve">→ 168… Juntos forman</w:t>
       </w:r>
       <w:r>
         <w:t xml:space="preserve"> </w:t>
@@ -2133,7 +1998,7 @@
         <w:t xml:space="preserve">192.168.1.10</w:t>
       </w:r>
       <w:r>
-        <w:t xml:space="preserve">. Simple. Ese es todo el truco de la notación:</w:t>
+        <w:t xml:space="preserve">. Ese es todo el truco de la notación:</w:t>
       </w:r>
       <w:r>
         <w:t xml:space="preserve"> </w:t>
@@ -2242,7 +2107,7 @@
           <w:rPr>
             <w:rStyle w:val="Hyperlink"/>
           </w:rPr>
-          <w:t xml:space="preserve">punto 5</w:t>
+          <w:t xml:space="preserve">punto 4</w:t>
         </w:r>
       </w:hyperlink>
       <w:r>
@@ -3834,7 +3699,7 @@
           <w:rPr>
             <w:rStyle w:val="Hyperlink"/>
           </w:rPr>
-          <w:t xml:space="preserve">punto 8</w:t>
+          <w:t xml:space="preserve">punto 7</w:t>
         </w:r>
       </w:hyperlink>
       <w:r>
@@ -4478,7 +4343,7 @@
         <w:t xml:space="preserve"> </w:t>
       </w:r>
       <w:r>
-        <w:t xml:space="preserve">con multicast (punto 14). La idea es la misma: resolver vecinos, sin el broadcast masivo.</w:t>
+        <w:t xml:space="preserve">con multicast (punto 11). La idea es la misma: resolver vecinos, sin el broadcast masivo.</w:t>
       </w:r>
     </w:p>
     <w:p>
@@ -7809,7 +7674,7 @@
     </w:p>
     <w:bookmarkEnd w:id="72"/>
     <w:bookmarkEnd w:id="73"/>
-    <w:bookmarkStart w:id="85" w:name="clases-ips-privadas-y-públicas"/>
+    <w:bookmarkStart w:id="86" w:name="clases-ips-privadas-y-públicas"/>
     <w:p>
       <w:pPr>
         <w:pStyle w:val="Heading1"/>
@@ -8547,7 +8412,7 @@
       </w:r>
     </w:p>
     <w:bookmarkEnd w:id="75"/>
-    <w:bookmarkStart w:id="76" w:name="X92268c44475b8451a45cd8f80621ecf68bca745"/>
+    <w:bookmarkStart w:id="77" w:name="X92268c44475b8451a45cd8f80621ecf68bca745"/>
     <w:p>
       <w:pPr>
         <w:pStyle w:val="Heading2"/>
@@ -8638,7 +8503,24 @@
         <w:t xml:space="preserve">máscara /n</w:t>
       </w:r>
       <w:r>
-        <w:t xml:space="preserve">.</w:t>
+        <w:t xml:space="preserve"> </w:t>
+      </w:r>
+      <w:r>
+        <w:t xml:space="preserve">(la mecánica, en el</w:t>
+      </w:r>
+      <w:r>
+        <w:t xml:space="preserve"> </w:t>
+      </w:r>
+      <w:hyperlink r:id="rId26">
+        <w:r>
+          <w:rPr>
+            <w:rStyle w:val="Hyperlink"/>
+          </w:rPr>
+          <w:t xml:space="preserve">punto 4</w:t>
+        </w:r>
+      </w:hyperlink>
+      <w:r>
+        <w:t xml:space="preserve">).</w:t>
       </w:r>
     </w:p>
     <w:p>
@@ -8660,7 +8542,22 @@
         <w:t xml:space="preserve"> </w:t>
       </w:r>
       <w:r>
-        <w:t xml:space="preserve">cualquier máscara, con cualquier red, del tamaño que haga falta.</w:t>
+        <w:t xml:space="preserve">cualquier máscara, con cualquier red, del tamaño que haga falta:</w:t>
+      </w:r>
+      <w:r>
+        <w:t xml:space="preserve"> </w:t>
+      </w:r>
+      <w:r>
+        <w:rPr>
+          <w:rStyle w:val="VerbatimChar"/>
+        </w:rPr>
+        <w:t xml:space="preserve">192.168.1.128/25</w:t>
+      </w:r>
+      <w:r>
+        <w:t xml:space="preserve"> </w:t>
+      </w:r>
+      <w:r>
+        <w:t xml:space="preserve">era impensable con clases.</w:t>
       </w:r>
     </w:p>
     <w:p>
@@ -8682,7 +8579,75 @@
         <w:t xml:space="preserve"> </w:t>
       </w:r>
       <w:r>
-        <w:t xml:space="preserve">se pueden agrupar varias redes en una sola ruta (sumarización, en los boletines).</w:t>
+        <w:t xml:space="preserve">se pueden agrupar varias redes en una sola ruta (sumarización, justo abajo).</w:t>
+      </w:r>
+    </w:p>
+    <w:p>
+      <w:pPr>
+        <w:pStyle w:val="FirstParagraph"/>
+      </w:pPr>
+      <w:r>
+        <w:t xml:space="preserve">La misma dirección puede significar cosas distintas según su</w:t>
+      </w:r>
+      <w:r>
+        <w:t xml:space="preserve"> </w:t>
+      </w:r>
+      <w:r>
+        <w:rPr>
+          <w:rStyle w:val="VerbatimChar"/>
+        </w:rPr>
+        <w:t xml:space="preserve">/n</w:t>
+      </w:r>
+      <w:r>
+        <w:t xml:space="preserve">: con CIDR puedes dar a</w:t>
+      </w:r>
+      <w:r>
+        <w:t xml:space="preserve"> </w:t>
+      </w:r>
+      <w:r>
+        <w:rPr>
+          <w:rStyle w:val="VerbatimChar"/>
+        </w:rPr>
+        <w:t xml:space="preserve">192.168.1.0</w:t>
+      </w:r>
+      <w:r>
+        <w:t xml:space="preserve"> </w:t>
+      </w:r>
+      <w:r>
+        <w:t xml:space="preserve">un /26 o un /30 y nadie discute. Con clases habría sido un pecado.</w:t>
+      </w:r>
+    </w:p>
+    <w:bookmarkStart w:id="76" w:name="sumarización-varias-rutas-en-una"/>
+    <w:p>
+      <w:pPr>
+        <w:pStyle w:val="Heading3"/>
+      </w:pPr>
+      <w:r>
+        <w:t xml:space="preserve">🧩 Sumarización: varias rutas en una</w:t>
+      </w:r>
+    </w:p>
+    <w:p>
+      <w:pPr>
+        <w:pStyle w:val="FirstParagraph"/>
+      </w:pPr>
+      <w:r>
+        <w:t xml:space="preserve">Gracias a que las redes ya no tienen tamaño fijo, un router puede anunciar</w:t>
+      </w:r>
+      <w:r>
+        <w:t xml:space="preserve"> </w:t>
+      </w:r>
+      <w:r>
+        <w:rPr>
+          <w:b/>
+          <w:bCs/>
+        </w:rPr>
+        <w:t xml:space="preserve">una sola ruta resumen</w:t>
+      </w:r>
+      <w:r>
+        <w:t xml:space="preserve"> </w:t>
+      </w:r>
+      <w:r>
+        <w:t xml:space="preserve">en lugar de un puñado de rutas casi idénticas:</w:t>
       </w:r>
     </w:p>
     <w:p>
@@ -8693,7 +8658,7 @@
         <w:rPr>
           <w:rStyle w:val="VerbatimChar"/>
         </w:rPr>
-        <w:t xml:space="preserve">10.0.0.0/8        → Red: 8 bits,  Host: 24 bits   (la vieja "clase A")</w:t>
+        <w:t xml:space="preserve">192.168.0.0/24  ┐</w:t>
       </w:r>
       <w:r>
         <w:br/>
@@ -8702,7 +8667,25 @@
         <w:rPr>
           <w:rStyle w:val="VerbatimChar"/>
         </w:rPr>
-        <w:t xml:space="preserve">192.168.1.128/25  → Red: 25 bits, Host: 7 bits    (imposible con clases)</w:t>
+        <w:t xml:space="preserve">192.168.1.0/24  ├──→  192.168.0.0/22   (una sola ruta en la tabla)</w:t>
+      </w:r>
+      <w:r>
+        <w:br/>
+      </w:r>
+      <w:r>
+        <w:rPr>
+          <w:rStyle w:val="VerbatimChar"/>
+        </w:rPr>
+        <w:t xml:space="preserve">192.168.2.0/24  │      cubre 192.168.0.0 – 192.168.3.255</w:t>
+      </w:r>
+      <w:r>
+        <w:br/>
+      </w:r>
+      <w:r>
+        <w:rPr>
+          <w:rStyle w:val="VerbatimChar"/>
+        </w:rPr>
+        <w:t xml:space="preserve">192.168.3.0/24  ┘</w:t>
       </w:r>
     </w:p>
     <w:p>
@@ -8710,34 +8693,42 @@
         <w:pStyle w:val="FirstParagraph"/>
       </w:pPr>
       <w:r>
-        <w:t xml:space="preserve">La misma dirección puede significar cosas distintas según su</w:t>
-      </w:r>
-      <w:r>
-        <w:t xml:space="preserve"> </w:t>
-      </w:r>
-      <w:r>
-        <w:rPr>
-          <w:rStyle w:val="VerbatimChar"/>
-        </w:rPr>
-        <w:t xml:space="preserve">/n</w:t>
-      </w:r>
-      <w:r>
-        <w:t xml:space="preserve">: con CIDR puedes dar a</w:t>
-      </w:r>
-      <w:r>
-        <w:t xml:space="preserve"> </w:t>
-      </w:r>
-      <w:r>
-        <w:rPr>
-          <w:rStyle w:val="VerbatimChar"/>
-        </w:rPr>
-        <w:t xml:space="preserve">192.168.1.0</w:t>
-      </w:r>
-      <w:r>
-        <w:t xml:space="preserve"> </w:t>
-      </w:r>
-      <w:r>
-        <w:t xml:space="preserve">un /26 o un /30 y nadie discute. Con clases habría sido un pecado.</w:t>
+        <w:rPr>
+          <w:b/>
+          <w:bCs/>
+        </w:rPr>
+        <w:t xml:space="preserve">El truco:</w:t>
+      </w:r>
+      <w:r>
+        <w:t xml:space="preserve"> </w:t>
+      </w:r>
+      <w:r>
+        <w:t xml:space="preserve">buscar los bits en común por la izquierda. Las cuatro redes comparten los</w:t>
+      </w:r>
+      <w:r>
+        <w:t xml:space="preserve"> </w:t>
+      </w:r>
+      <w:r>
+        <w:rPr>
+          <w:b/>
+          <w:bCs/>
+        </w:rPr>
+        <w:t xml:space="preserve">22 primeros bits</w:t>
+      </w:r>
+      <w:r>
+        <w:t xml:space="preserve">, así que el resumen es</w:t>
+      </w:r>
+      <w:r>
+        <w:t xml:space="preserve"> </w:t>
+      </w:r>
+      <w:r>
+        <w:rPr>
+          <w:rStyle w:val="VerbatimChar"/>
+        </w:rPr>
+        <w:t xml:space="preserve">/22</w:t>
+      </w:r>
+      <w:r>
+        <w:t xml:space="preserve">. Menos rutas en las tablas = enrutamiento más rápido y anuncios más estables. Este ejercicio es el favorito de los boletines avanzados.</w:t>
       </w:r>
     </w:p>
     <w:p>
@@ -8748,7 +8739,8 @@
       </w:r>
     </w:p>
     <w:bookmarkEnd w:id="76"/>
-    <w:bookmarkStart w:id="79" w:name="las-ips-privadas-rfc-1918"/>
+    <w:bookmarkEnd w:id="77"/>
+    <w:bookmarkStart w:id="80" w:name="las-ips-privadas-rfc-1918"/>
     <w:p>
       <w:pPr>
         <w:pStyle w:val="Heading2"/>
@@ -9214,7 +9206,7 @@
         <w:t xml:space="preserve">no lo es (el 40 está fuera del 16-31).</w:t>
       </w:r>
     </w:p>
-    <w:bookmarkStart w:id="78" w:name="por-qué-existen"/>
+    <w:bookmarkStart w:id="79" w:name="por-qué-existen"/>
     <w:p>
       <w:pPr>
         <w:pStyle w:val="Heading3"/>
@@ -9314,7 +9306,7 @@
       <w:r>
         <w:t xml:space="preserve"> </w:t>
       </w:r>
-      <w:hyperlink r:id="rId77">
+      <w:hyperlink r:id="rId78">
         <w:r>
           <w:rPr>
             <w:rStyle w:val="Hyperlink"/>
@@ -9333,9 +9325,9 @@
         </w:pict>
       </w:r>
     </w:p>
-    <w:bookmarkEnd w:id="78"/>
     <w:bookmarkEnd w:id="79"/>
-    <w:bookmarkStart w:id="80" w:name="las-ips-públicas-únicas-en-el-mundo"/>
+    <w:bookmarkEnd w:id="80"/>
+    <w:bookmarkStart w:id="81" w:name="las-ips-públicas-únicas-en-el-mundo"/>
     <w:p>
       <w:pPr>
         <w:pStyle w:val="Heading2"/>
@@ -9555,8 +9547,8 @@
         </w:pict>
       </w:r>
     </w:p>
-    <w:bookmarkEnd w:id="80"/>
-    <w:bookmarkStart w:id="81" w:name="privada-pública-o-especial"/>
+    <w:bookmarkEnd w:id="81"/>
+    <w:bookmarkStart w:id="82" w:name="privada-pública-o-especial"/>
     <w:p>
       <w:pPr>
         <w:pStyle w:val="Heading2"/>
@@ -9833,8 +9825,8 @@
         </w:pict>
       </w:r>
     </w:p>
-    <w:bookmarkEnd w:id="81"/>
-    <w:bookmarkStart w:id="82" w:name="mini-chequeo-2"/>
+    <w:bookmarkEnd w:id="82"/>
+    <w:bookmarkStart w:id="83" w:name="mini-chequeo-2"/>
     <w:p>
       <w:pPr>
         <w:pStyle w:val="Heading2"/>
@@ -10150,8 +10142,8 @@
         </w:pict>
       </w:r>
     </w:p>
-    <w:bookmarkEnd w:id="82"/>
-    <w:bookmarkStart w:id="83" w:name="resumen-en-3-frases-2"/>
+    <w:bookmarkEnd w:id="83"/>
+    <w:bookmarkStart w:id="84" w:name="resumen-en-3-frases-2"/>
     <w:p>
       <w:pPr>
         <w:pStyle w:val="Heading2"/>
@@ -10280,8 +10272,8 @@
         <w:t xml:space="preserve">Privada + NAT + IPv6 es la respuesta al agotamiento: un apaño que funciona… hasta que IPv6 lo resuelva de verdad.</w:t>
       </w:r>
     </w:p>
-    <w:bookmarkEnd w:id="83"/>
-    <w:bookmarkStart w:id="84" w:name="vocabulario-rápido-2"/>
+    <w:bookmarkEnd w:id="84"/>
+    <w:bookmarkStart w:id="85" w:name="vocabulario-rápido-2"/>
     <w:p>
       <w:pPr>
         <w:pStyle w:val="Heading2"/>
@@ -10567,9 +10559,9 @@
         </w:r>
       </w:hyperlink>
     </w:p>
-    <w:bookmarkEnd w:id="84"/>
     <w:bookmarkEnd w:id="85"/>
-    <w:bookmarkStart w:id="99" w:name="máscaras-y-notación-cidr"/>
+    <w:bookmarkEnd w:id="86"/>
+    <w:bookmarkStart w:id="100" w:name="máscaras-y-notación-cidr"/>
     <w:p>
       <w:pPr>
         <w:pStyle w:val="Heading1"/>
@@ -10633,7 +10625,7 @@
         </w:pict>
       </w:r>
     </w:p>
-    <w:bookmarkStart w:id="86" w:name="la-idea-en-una-frase-3"/>
+    <w:bookmarkStart w:id="87" w:name="la-idea-en-una-frase-3"/>
     <w:p>
       <w:pPr>
         <w:pStyle w:val="Heading2"/>
@@ -10712,8 +10704,8 @@
         </w:pict>
       </w:r>
     </w:p>
-    <w:bookmarkEnd w:id="86"/>
-    <w:bookmarkStart w:id="93" w:name="qué-es-la-máscara-de-subred"/>
+    <w:bookmarkEnd w:id="87"/>
+    <w:bookmarkStart w:id="94" w:name="qué-es-la-máscara-de-subred"/>
     <w:p>
       <w:pPr>
         <w:pStyle w:val="Heading2"/>
@@ -10790,12 +10782,12 @@
           <wp:inline>
             <wp:extent cx="5334000" cy="3000375"/>
             <wp:effectExtent b="0" l="0" r="0" t="0"/>
-            <wp:docPr descr="Máscara /26 (255.255.255.192): los bits de red en azul y los de host en verde sobre la dirección en binario; 26 bits de red dejan 62 hosts útiles" title="" id="88" name="Picture"/>
+            <wp:docPr descr="Máscara /26 (255.255.255.192): los bits de red en azul y los de host en verde sobre la dirección en binario; 26 bits de red dejan 62 hosts útiles" title="" id="89" name="Picture"/>
             <a:graphic>
               <a:graphicData uri="http://schemas.openxmlformats.org/drawingml/2006/picture">
                 <pic:pic>
                   <pic:nvPicPr>
-                    <pic:cNvPr descr="public/diagrams/u04-mascara-bits.svg" id="89" name="Picture"/>
+                    <pic:cNvPr descr="public/diagrams/u04-mascara-bits.svg" id="90" name="Picture"/>
                     <pic:cNvPicPr>
                       <a:picLocks noChangeArrowheads="1" noChangeAspect="1"/>
                     </pic:cNvPicPr>
@@ -10807,7 +10799,7 @@
                           <a14:useLocalDpi xmlns:a14="http://schemas.microsoft.com/office/drawing/2010/main" val="0"/>
                         </a:ext>
                         <a:ext uri="{96DAC541-7B7A-43D3-8B79-37D633B846F1}">
-                          <asvg:svgBlip xmlns:asvg="http://schemas.microsoft.com/office/drawing/2016/SVG/main" r:embed="rId87"/>
+                          <asvg:svgBlip xmlns:asvg="http://schemas.microsoft.com/office/drawing/2016/SVG/main" r:embed="rId88"/>
                         </a:ext>
                       </a:extLst>
                     </a:blip>
@@ -10895,7 +10887,7 @@
         <w:t xml:space="preserve">.</w:t>
       </w:r>
     </w:p>
-    <w:bookmarkStart w:id="90" w:name="notación-cidr-n"/>
+    <w:bookmarkStart w:id="91" w:name="notación-cidr-n"/>
     <w:p>
       <w:pPr>
         <w:pStyle w:val="Heading3"/>
@@ -10982,8 +10974,8 @@
         <w:t xml:space="preserve">son exactamente lo mismo, dicho de dos formas.</w:t>
       </w:r>
     </w:p>
-    <w:bookmarkEnd w:id="90"/>
-    <w:bookmarkStart w:id="91" w:name="de-dónde-sale-el-decimal-de-una-máscara"/>
+    <w:bookmarkEnd w:id="91"/>
+    <w:bookmarkStart w:id="92" w:name="de-dónde-sale-el-decimal-de-una-máscara"/>
     <w:p>
       <w:pPr>
         <w:pStyle w:val="Heading3"/>
@@ -11086,8 +11078,8 @@
         <w:t xml:space="preserve">un octeto de máscara distinto (como 172, por ejemplo), es que algo está mal configurado: la máscara siempre es una racha de 1s y después 0s.</w:t>
       </w:r>
     </w:p>
-    <w:bookmarkEnd w:id="91"/>
-    <w:bookmarkStart w:id="92" w:name="cálculo-mental-sin-tabla"/>
+    <w:bookmarkEnd w:id="92"/>
+    <w:bookmarkStart w:id="93" w:name="cálculo-mental-sin-tabla"/>
     <w:p>
       <w:pPr>
         <w:pStyle w:val="Heading3"/>
@@ -11198,9 +11190,9 @@
         </w:pict>
       </w:r>
     </w:p>
-    <w:bookmarkEnd w:id="92"/>
     <w:bookmarkEnd w:id="93"/>
-    <w:bookmarkStart w:id="95" w:name="tabla-rápida-de-máscaras"/>
+    <w:bookmarkEnd w:id="94"/>
+    <w:bookmarkStart w:id="96" w:name="tabla-rápida-de-máscaras"/>
     <w:p>
       <w:pPr>
         <w:pStyle w:val="Heading2"/>
@@ -12242,14 +12234,14 @@
           <w:rPr>
             <w:rStyle w:val="Hyperlink"/>
           </w:rPr>
-          <w:t xml:space="preserve">punto 6</w:t>
+          <w:t xml:space="preserve">punto 5</w:t>
         </w:r>
       </w:hyperlink>
       <w:r>
         <w:t xml:space="preserve">).</w:t>
       </w:r>
     </w:p>
-    <w:bookmarkStart w:id="94" w:name="cómo-leer-la-tabla"/>
+    <w:bookmarkStart w:id="95" w:name="cómo-leer-la-tabla"/>
     <w:p>
       <w:pPr>
         <w:pStyle w:val="Heading3"/>
@@ -12365,9 +12357,9 @@
         </w:pict>
       </w:r>
     </w:p>
-    <w:bookmarkEnd w:id="94"/>
     <w:bookmarkEnd w:id="95"/>
-    <w:bookmarkStart w:id="96" w:name="mini-chequeo-3"/>
+    <w:bookmarkEnd w:id="96"/>
+    <w:bookmarkStart w:id="97" w:name="mini-chequeo-3"/>
     <w:p>
       <w:pPr>
         <w:pStyle w:val="Heading2"/>
@@ -12588,8 +12580,8 @@
         </w:pict>
       </w:r>
     </w:p>
-    <w:bookmarkEnd w:id="96"/>
-    <w:bookmarkStart w:id="97" w:name="resumen-en-3-frases-3"/>
+    <w:bookmarkEnd w:id="97"/>
+    <w:bookmarkStart w:id="98" w:name="resumen-en-3-frases-3"/>
     <w:p>
       <w:pPr>
         <w:pStyle w:val="Heading2"/>
@@ -12691,8 +12683,8 @@
         <w:t xml:space="preserve">: se descuentan la red y el broadcast.</w:t>
       </w:r>
     </w:p>
-    <w:bookmarkEnd w:id="97"/>
-    <w:bookmarkStart w:id="98" w:name="vocabulario-rápido-3"/>
+    <w:bookmarkEnd w:id="98"/>
+    <w:bookmarkStart w:id="99" w:name="vocabulario-rápido-3"/>
     <w:p>
       <w:pPr>
         <w:pStyle w:val="Heading2"/>
@@ -12952,9 +12944,9 @@
         </w:r>
       </w:hyperlink>
     </w:p>
-    <w:bookmarkEnd w:id="98"/>
     <w:bookmarkEnd w:id="99"/>
-    <w:bookmarkStart w:id="111" w:name="subnetting-paso-a-paso"/>
+    <w:bookmarkEnd w:id="100"/>
+    <w:bookmarkStart w:id="112" w:name="subnetting-paso-a-paso"/>
     <w:p>
       <w:pPr>
         <w:pStyle w:val="Heading1"/>
@@ -13018,7 +13010,7 @@
         </w:pict>
       </w:r>
     </w:p>
-    <w:bookmarkStart w:id="100" w:name="la-idea-en-una-frase-4"/>
+    <w:bookmarkStart w:id="101" w:name="la-idea-en-una-frase-4"/>
     <w:p>
       <w:pPr>
         <w:pStyle w:val="Heading2"/>
@@ -13129,8 +13121,8 @@
         </w:pict>
       </w:r>
     </w:p>
-    <w:bookmarkEnd w:id="100"/>
-    <w:bookmarkStart w:id="102" w:name="las-fórmulas-clave"/>
+    <w:bookmarkEnd w:id="101"/>
+    <w:bookmarkStart w:id="103" w:name="las-fórmulas-clave"/>
     <w:p>
       <w:pPr>
         <w:pStyle w:val="Heading2"/>
@@ -13302,7 +13294,7 @@
         <w:t xml:space="preserve">divertida es el /31, pero no los veremos en clase: se usa en enlaces punto a punto de algunos ISP.)</w:t>
       </w:r>
     </w:p>
-    <w:bookmarkStart w:id="101" w:name="paso-a-paso-mental-4-pasos"/>
+    <w:bookmarkStart w:id="102" w:name="paso-a-paso-mental-4-pasos"/>
     <w:p>
       <w:pPr>
         <w:pStyle w:val="Heading3"/>
@@ -13460,9 +13452,9 @@
         </w:pict>
       </w:r>
     </w:p>
-    <w:bookmarkEnd w:id="101"/>
     <w:bookmarkEnd w:id="102"/>
-    <w:bookmarkStart w:id="106" w:name="X04a7d0074236ee518f21cb1bf76c8812962ef90"/>
+    <w:bookmarkEnd w:id="103"/>
+    <w:bookmarkStart w:id="107" w:name="X04a7d0074236ee518f21cb1bf76c8812962ef90"/>
     <w:p>
       <w:pPr>
         <w:pStyle w:val="Heading2"/>
@@ -14000,12 +13992,12 @@
           <wp:inline>
             <wp:extent cx="5334000" cy="2580032"/>
             <wp:effectExtent b="0" l="0" r="0" t="0"/>
-            <wp:docPr descr="Subnetting de 192.168.1.0/24 en cuatro subredes /26 con sus rangos de hosts y broadcast" title="" id="104" name="Picture"/>
+            <wp:docPr descr="Subnetting de 192.168.1.0/24 en cuatro subredes /26 con sus rangos de hosts y broadcast" title="" id="105" name="Picture"/>
             <a:graphic>
               <a:graphicData uri="http://schemas.openxmlformats.org/drawingml/2006/picture">
                 <pic:pic>
                   <pic:nvPicPr>
-                    <pic:cNvPr descr="public/diagrams/u04-subnetting-bloque.svg" id="105" name="Picture"/>
+                    <pic:cNvPr descr="public/diagrams/u04-subnetting-bloque.svg" id="106" name="Picture"/>
                     <pic:cNvPicPr>
                       <a:picLocks noChangeArrowheads="1" noChangeAspect="1"/>
                     </pic:cNvPicPr>
@@ -14017,7 +14009,7 @@
                           <a14:useLocalDpi xmlns:a14="http://schemas.microsoft.com/office/drawing/2010/main" val="0"/>
                         </a:ext>
                         <a:ext uri="{96DAC541-7B7A-43D3-8B79-37D633B846F1}">
-                          <asvg:svgBlip xmlns:asvg="http://schemas.microsoft.com/office/drawing/2016/SVG/main" r:embed="rId103"/>
+                          <asvg:svgBlip xmlns:asvg="http://schemas.microsoft.com/office/drawing/2016/SVG/main" r:embed="rId104"/>
                         </a:ext>
                       </a:extLst>
                     </a:blip>
@@ -14131,8 +14123,8 @@
         </w:pict>
       </w:r>
     </w:p>
-    <w:bookmarkEnd w:id="106"/>
-    <w:bookmarkStart w:id="107" w:name="para-qué-sirve-realmente-subnetear"/>
+    <w:bookmarkEnd w:id="107"/>
+    <w:bookmarkStart w:id="108" w:name="para-qué-sirve-realmente-subnetear"/>
     <w:p>
       <w:pPr>
         <w:pStyle w:val="Heading2"/>
@@ -14289,7 +14281,7 @@
           <w:rPr>
             <w:rStyle w:val="Hyperlink"/>
           </w:rPr>
-          <w:t xml:space="preserve">punto 7</w:t>
+          <w:t xml:space="preserve">punto 6</w:t>
         </w:r>
       </w:hyperlink>
       <w:r>
@@ -14303,8 +14295,8 @@
         </w:pict>
       </w:r>
     </w:p>
-    <w:bookmarkEnd w:id="107"/>
-    <w:bookmarkStart w:id="108" w:name="mini-chequeo-4"/>
+    <w:bookmarkEnd w:id="108"/>
+    <w:bookmarkStart w:id="109" w:name="mini-chequeo-4"/>
     <w:p>
       <w:pPr>
         <w:pStyle w:val="Heading2"/>
@@ -14545,8 +14537,8 @@
         </w:pict>
       </w:r>
     </w:p>
-    <w:bookmarkEnd w:id="108"/>
-    <w:bookmarkStart w:id="109" w:name="resumen-en-3-frases-4"/>
+    <w:bookmarkEnd w:id="109"/>
+    <w:bookmarkStart w:id="110" w:name="resumen-en-3-frases-4"/>
     <w:p>
       <w:pPr>
         <w:pStyle w:val="Heading2"/>
@@ -14652,8 +14644,8 @@
         <w:t xml:space="preserve">, y con él se construyen red, rangos de hosts y broadcast.</w:t>
       </w:r>
     </w:p>
-    <w:bookmarkEnd w:id="109"/>
-    <w:bookmarkStart w:id="110" w:name="vocabulario-rápido-4"/>
+    <w:bookmarkEnd w:id="110"/>
+    <w:bookmarkStart w:id="111" w:name="vocabulario-rápido-4"/>
     <w:p>
       <w:pPr>
         <w:pStyle w:val="Heading2"/>
@@ -14914,9 +14906,9 @@
         </w:r>
       </w:hyperlink>
     </w:p>
-    <w:bookmarkEnd w:id="110"/>
     <w:bookmarkEnd w:id="111"/>
-    <w:bookmarkStart w:id="123" w:name="vlsm"/>
+    <w:bookmarkEnd w:id="112"/>
+    <w:bookmarkStart w:id="124" w:name="vlsm"/>
     <w:p>
       <w:pPr>
         <w:pStyle w:val="Heading1"/>
@@ -14980,7 +14972,7 @@
         </w:pict>
       </w:r>
     </w:p>
-    <w:bookmarkStart w:id="112" w:name="la-idea-en-una-frase-5"/>
+    <w:bookmarkStart w:id="113" w:name="la-idea-en-una-frase-5"/>
     <w:p>
       <w:pPr>
         <w:pStyle w:val="Heading2"/>
@@ -15048,8 +15040,8 @@
         </w:pict>
       </w:r>
     </w:p>
-    <w:bookmarkEnd w:id="112"/>
-    <w:bookmarkStart w:id="113" w:name="la-regla-de-oro-del-vlsm"/>
+    <w:bookmarkEnd w:id="113"/>
+    <w:bookmarkStart w:id="114" w:name="la-regla-de-oro-del-vlsm"/>
     <w:p>
       <w:pPr>
         <w:pStyle w:val="Heading2"/>
@@ -15125,7 +15117,7 @@
           <w:rPr>
             <w:rStyle w:val="Hyperlink"/>
           </w:rPr>
-          <w:t xml:space="preserve">punto 5</w:t>
+          <w:t xml:space="preserve">punto 4</w:t>
         </w:r>
       </w:hyperlink>
       <w:r>
@@ -15227,8 +15219,8 @@
         </w:pict>
       </w:r>
     </w:p>
-    <w:bookmarkEnd w:id="113"/>
-    <w:bookmarkStart w:id="118" w:name="ejemplo-resuelto-192.168.1.024"/>
+    <w:bookmarkEnd w:id="114"/>
+    <w:bookmarkStart w:id="119" w:name="ejemplo-resuelto-192.168.1.024"/>
     <w:p>
       <w:pPr>
         <w:pStyle w:val="Heading2"/>
@@ -15468,7 +15460,7 @@
         <w:t xml:space="preserve">Calcular cada subred, una detrás de la anterior.</w:t>
       </w:r>
     </w:p>
-    <w:bookmarkStart w:id="114" w:name="ventas-100-hosts"/>
+    <w:bookmarkStart w:id="115" w:name="ventas-100-hosts"/>
     <w:p>
       <w:pPr>
         <w:pStyle w:val="Heading3"/>
@@ -15556,8 +15548,8 @@
         <w:t xml:space="preserve">Hosts: 192.168.1.1 - 192.168.1.126 · Broadcast: 192.168.1.127</w:t>
       </w:r>
     </w:p>
-    <w:bookmarkEnd w:id="114"/>
-    <w:bookmarkStart w:id="115" w:name="rrhh-30-hosts"/>
+    <w:bookmarkEnd w:id="115"/>
+    <w:bookmarkStart w:id="116" w:name="rrhh-30-hosts"/>
     <w:p>
       <w:pPr>
         <w:pStyle w:val="Heading3"/>
@@ -15630,8 +15622,8 @@
         <w:t xml:space="preserve">Hosts: 192.168.1.129 - 192.168.1.158 · Broadcast: 192.168.1.159</w:t>
       </w:r>
     </w:p>
-    <w:bookmarkEnd w:id="115"/>
-    <w:bookmarkStart w:id="116" w:name="it-20-hosts"/>
+    <w:bookmarkEnd w:id="116"/>
+    <w:bookmarkStart w:id="117" w:name="it-20-hosts"/>
     <w:p>
       <w:pPr>
         <w:pStyle w:val="Heading3"/>
@@ -15704,8 +15696,8 @@
         <w:t xml:space="preserve">Hosts: 192.168.1.161 - 192.168.1.190 · Broadcast: 192.168.1.191</w:t>
       </w:r>
     </w:p>
-    <w:bookmarkEnd w:id="116"/>
-    <w:bookmarkStart w:id="117" w:name="dirección-5-hosts"/>
+    <w:bookmarkEnd w:id="117"/>
+    <w:bookmarkStart w:id="118" w:name="dirección-5-hosts"/>
     <w:p>
       <w:pPr>
         <w:pStyle w:val="Heading3"/>
@@ -16357,9 +16349,9 @@
         </w:pict>
       </w:r>
     </w:p>
-    <w:bookmarkEnd w:id="117"/>
     <w:bookmarkEnd w:id="118"/>
-    <w:bookmarkStart w:id="119" w:name="X68b0f977d657e631dc72b1f03ebe6301f37c994"/>
+    <w:bookmarkEnd w:id="119"/>
+    <w:bookmarkStart w:id="120" w:name="X68b0f977d657e631dc72b1f03ebe6301f37c994"/>
     <w:p>
       <w:pPr>
         <w:pStyle w:val="Heading2"/>
@@ -16597,8 +16589,8 @@
         </w:pict>
       </w:r>
     </w:p>
-    <w:bookmarkEnd w:id="119"/>
-    <w:bookmarkStart w:id="120" w:name="mini-chequeo-5"/>
+    <w:bookmarkEnd w:id="120"/>
+    <w:bookmarkStart w:id="121" w:name="mini-chequeo-5"/>
     <w:p>
       <w:pPr>
         <w:pStyle w:val="Heading2"/>
@@ -16752,8 +16744,8 @@
         </w:pict>
       </w:r>
     </w:p>
-    <w:bookmarkEnd w:id="120"/>
-    <w:bookmarkStart w:id="121" w:name="resumen-en-3-frases-5"/>
+    <w:bookmarkEnd w:id="121"/>
+    <w:bookmarkStart w:id="122" w:name="resumen-en-3-frases-5"/>
     <w:p>
       <w:pPr>
         <w:pStyle w:val="Heading2"/>
@@ -16858,8 +16850,8 @@
         <w:t xml:space="preserve">En redes con tamaños desiguales, VLSM ahorra IPs y retrasa el agotamiento del bloque.</w:t>
       </w:r>
     </w:p>
-    <w:bookmarkEnd w:id="121"/>
-    <w:bookmarkStart w:id="122" w:name="vocabulario-rápido-5"/>
+    <w:bookmarkEnd w:id="122"/>
+    <w:bookmarkStart w:id="123" w:name="vocabulario-rápido-5"/>
     <w:p>
       <w:pPr>
         <w:pStyle w:val="Heading2"/>
@@ -17119,9 +17111,9 @@
         </w:r>
       </w:hyperlink>
     </w:p>
-    <w:bookmarkEnd w:id="122"/>
     <w:bookmarkEnd w:id="123"/>
-    <w:bookmarkStart w:id="137" w:name="dhcp"/>
+    <w:bookmarkEnd w:id="124"/>
+    <w:bookmarkStart w:id="138" w:name="dhcp"/>
     <w:p>
       <w:pPr>
         <w:pStyle w:val="Heading1"/>
@@ -17185,7 +17177,7 @@
         </w:pict>
       </w:r>
     </w:p>
-    <w:bookmarkStart w:id="124" w:name="la-idea-en-una-frase-6"/>
+    <w:bookmarkStart w:id="125" w:name="la-idea-en-una-frase-6"/>
     <w:p>
       <w:pPr>
         <w:pStyle w:val="Heading2"/>
@@ -17272,8 +17264,8 @@
         </w:pict>
       </w:r>
     </w:p>
-    <w:bookmarkEnd w:id="124"/>
-    <w:bookmarkStart w:id="129" w:name="el-proceso-dora"/>
+    <w:bookmarkEnd w:id="125"/>
+    <w:bookmarkStart w:id="130" w:name="el-proceso-dora"/>
     <w:p>
       <w:pPr>
         <w:pStyle w:val="Heading2"/>
@@ -17454,12 +17446,12 @@
           <wp:inline>
             <wp:extent cx="5334000" cy="3900889"/>
             <wp:effectExtent b="0" l="0" r="0" t="0"/>
-            <wp:docPr descr="Secuencia DORA: Discover, Offer, Request y ACK entre PC y servidor DHCP" title="" id="126" name="Picture"/>
+            <wp:docPr descr="Secuencia DORA: Discover, Offer, Request y ACK entre PC y servidor DHCP" title="" id="127" name="Picture"/>
             <a:graphic>
               <a:graphicData uri="http://schemas.openxmlformats.org/drawingml/2006/picture">
                 <pic:pic>
                   <pic:nvPicPr>
-                    <pic:cNvPr descr="public/diagrams/u04-dora.svg" id="127" name="Picture"/>
+                    <pic:cNvPr descr="public/diagrams/u04-dora.svg" id="128" name="Picture"/>
                     <pic:cNvPicPr>
                       <a:picLocks noChangeArrowheads="1" noChangeAspect="1"/>
                     </pic:cNvPicPr>
@@ -17471,7 +17463,7 @@
                           <a14:useLocalDpi xmlns:a14="http://schemas.microsoft.com/office/drawing/2010/main" val="0"/>
                         </a:ext>
                         <a:ext uri="{96DAC541-7B7A-43D3-8B79-37D633B846F1}">
-                          <asvg:svgBlip xmlns:asvg="http://schemas.microsoft.com/office/drawing/2016/SVG/main" r:embed="rId125"/>
+                          <asvg:svgBlip xmlns:asvg="http://schemas.microsoft.com/office/drawing/2016/SVG/main" r:embed="rId126"/>
                         </a:ext>
                       </a:extLst>
                     </a:blip>
@@ -17566,7 +17558,7 @@
       <w:r>
         <w:t xml:space="preserve"> </w:t>
       </w:r>
-      <w:hyperlink r:id="rId128">
+      <w:hyperlink r:id="rId129">
         <w:r>
           <w:rPr>
             <w:rStyle w:val="Hyperlink"/>
@@ -17585,8 +17577,8 @@
         </w:pict>
       </w:r>
     </w:p>
-    <w:bookmarkEnd w:id="129"/>
-    <w:bookmarkStart w:id="130" w:name="configuración-en-un-router-cisco"/>
+    <w:bookmarkEnd w:id="130"/>
+    <w:bookmarkStart w:id="131" w:name="configuración-en-un-router-cisco"/>
     <w:p>
       <w:pPr>
         <w:pStyle w:val="Heading2"/>
@@ -17803,8 +17795,8 @@
         </w:pict>
       </w:r>
     </w:p>
-    <w:bookmarkEnd w:id="130"/>
-    <w:bookmarkStart w:id="132" w:name="por-qué-excluir-las-ips-estáticas"/>
+    <w:bookmarkEnd w:id="131"/>
+    <w:bookmarkStart w:id="133" w:name="por-qué-excluir-las-ips-estáticas"/>
     <w:p>
       <w:pPr>
         <w:pStyle w:val="Heading2"/>
@@ -17898,7 +17890,7 @@
       <w:r>
         <w:t xml:space="preserve"> </w:t>
       </w:r>
-      <w:hyperlink r:id="rId131">
+      <w:hyperlink r:id="rId132">
         <w:r>
           <w:rPr>
             <w:rStyle w:val="Hyperlink"/>
@@ -17920,8 +17912,8 @@
         </w:pict>
       </w:r>
     </w:p>
-    <w:bookmarkEnd w:id="132"/>
-    <w:bookmarkStart w:id="133" w:name="y-dhcpv6"/>
+    <w:bookmarkEnd w:id="133"/>
+    <w:bookmarkStart w:id="134" w:name="y-dhcpv6"/>
     <w:p>
       <w:pPr>
         <w:pStyle w:val="Heading2"/>
@@ -18374,8 +18366,8 @@
         </w:pict>
       </w:r>
     </w:p>
-    <w:bookmarkEnd w:id="133"/>
-    <w:bookmarkStart w:id="134" w:name="mini-chequeo-6"/>
+    <w:bookmarkEnd w:id="134"/>
+    <w:bookmarkStart w:id="135" w:name="mini-chequeo-6"/>
     <w:p>
       <w:pPr>
         <w:pStyle w:val="Heading2"/>
@@ -18623,8 +18615,8 @@
         </w:pict>
       </w:r>
     </w:p>
-    <w:bookmarkEnd w:id="134"/>
-    <w:bookmarkStart w:id="135" w:name="resumen-en-3-frases-6"/>
+    <w:bookmarkEnd w:id="135"/>
+    <w:bookmarkStart w:id="136" w:name="resumen-en-3-frases-6"/>
     <w:p>
       <w:pPr>
         <w:pStyle w:val="Heading2"/>
@@ -18796,8 +18788,8 @@
         <w:t xml:space="preserve">(flag O) es el dúo habitual.</w:t>
       </w:r>
     </w:p>
-    <w:bookmarkEnd w:id="135"/>
-    <w:bookmarkStart w:id="136" w:name="vocabulario-rápido-6"/>
+    <w:bookmarkEnd w:id="136"/>
+    <w:bookmarkStart w:id="137" w:name="vocabulario-rápido-6"/>
     <w:p>
       <w:pPr>
         <w:pStyle w:val="Heading2"/>
@@ -19083,9 +19075,9 @@
         </w:r>
       </w:hyperlink>
     </w:p>
-    <w:bookmarkEnd w:id="136"/>
     <w:bookmarkEnd w:id="137"/>
-    <w:bookmarkStart w:id="149" w:name="estructura-de-ipv6"/>
+    <w:bookmarkEnd w:id="138"/>
+    <w:bookmarkStart w:id="150" w:name="estructura-de-ipv6"/>
     <w:p>
       <w:pPr>
         <w:pStyle w:val="Heading1"/>
@@ -19149,7 +19141,7 @@
         </w:pict>
       </w:r>
     </w:p>
-    <w:bookmarkStart w:id="138" w:name="la-idea-en-una-frase-7"/>
+    <w:bookmarkStart w:id="139" w:name="la-idea-en-una-frase-7"/>
     <w:p>
       <w:pPr>
         <w:pStyle w:val="Heading2"/>
@@ -19283,8 +19275,8 @@
         </w:pict>
       </w:r>
     </w:p>
-    <w:bookmarkEnd w:id="138"/>
-    <w:bookmarkStart w:id="139" w:name="por-qué-existe-ipv6-el-agotamiento"/>
+    <w:bookmarkEnd w:id="139"/>
+    <w:bookmarkStart w:id="140" w:name="por-qué-existe-ipv6-el-agotamiento"/>
     <w:p>
       <w:pPr>
         <w:pStyle w:val="Heading2"/>
@@ -19444,8 +19436,8 @@
         </w:pict>
       </w:r>
     </w:p>
-    <w:bookmarkEnd w:id="139"/>
-    <w:bookmarkStart w:id="141" w:name="anatomía-los-8-grupos-hexadecimales"/>
+    <w:bookmarkEnd w:id="140"/>
+    <w:bookmarkStart w:id="142" w:name="anatomía-los-8-grupos-hexadecimales"/>
     <w:p>
       <w:pPr>
         <w:pStyle w:val="Heading2"/>
@@ -19643,7 +19635,7 @@
         <w:t xml:space="preserve">     ≈ 3,4 × 10³⁸  →  más de 300 sextillones</w:t>
       </w:r>
     </w:p>
-    <w:bookmarkStart w:id="140" w:name="la-notación-en-práctica"/>
+    <w:bookmarkStart w:id="141" w:name="la-notación-en-práctica"/>
     <w:p>
       <w:pPr>
         <w:pStyle w:val="Heading3"/>
@@ -19755,9 +19747,9 @@
         </w:pict>
       </w:r>
     </w:p>
-    <w:bookmarkEnd w:id="140"/>
     <w:bookmarkEnd w:id="141"/>
-    <w:bookmarkStart w:id="142" w:name="de-la-teoría-a-tu-ipconfig"/>
+    <w:bookmarkEnd w:id="142"/>
+    <w:bookmarkStart w:id="143" w:name="de-la-teoría-a-tu-ipconfig"/>
     <w:p>
       <w:pPr>
         <w:pStyle w:val="Heading2"/>
@@ -20066,8 +20058,8 @@
         </w:pict>
       </w:r>
     </w:p>
-    <w:bookmarkEnd w:id="142"/>
-    <w:bookmarkStart w:id="143" w:name="X4fb65cc6a48e313636af3d0ed6c8eba2ee83366"/>
+    <w:bookmarkEnd w:id="143"/>
+    <w:bookmarkStart w:id="144" w:name="X4fb65cc6a48e313636af3d0ed6c8eba2ee83366"/>
     <w:p>
       <w:pPr>
         <w:pStyle w:val="Heading2"/>
@@ -20443,8 +20435,8 @@
         <w:t xml:space="preserve">.</w:t>
       </w:r>
     </w:p>
-    <w:bookmarkEnd w:id="143"/>
-    <w:bookmarkStart w:id="144" w:name="prefijos-32-48-y-64"/>
+    <w:bookmarkEnd w:id="144"/>
+    <w:bookmarkStart w:id="145" w:name="prefijos-32-48-y-64"/>
     <w:p>
       <w:pPr>
         <w:pStyle w:val="Heading2"/>
@@ -20784,8 +20776,8 @@
         </w:pict>
       </w:r>
     </w:p>
-    <w:bookmarkEnd w:id="144"/>
-    <w:bookmarkStart w:id="145" w:name="para-qué-tanta-dirección"/>
+    <w:bookmarkEnd w:id="145"/>
+    <w:bookmarkStart w:id="146" w:name="para-qué-tanta-dirección"/>
     <w:p>
       <w:pPr>
         <w:pStyle w:val="Heading2"/>
@@ -20875,8 +20867,8 @@
         </w:pict>
       </w:r>
     </w:p>
-    <w:bookmarkEnd w:id="145"/>
-    <w:bookmarkStart w:id="146" w:name="mini-chequeo-7"/>
+    <w:bookmarkEnd w:id="146"/>
+    <w:bookmarkStart w:id="147" w:name="mini-chequeo-7"/>
     <w:p>
       <w:pPr>
         <w:pStyle w:val="Heading2"/>
@@ -21246,8 +21238,8 @@
         </w:pict>
       </w:r>
     </w:p>
-    <w:bookmarkEnd w:id="146"/>
-    <w:bookmarkStart w:id="147" w:name="resumen-en-3-frases-7"/>
+    <w:bookmarkEnd w:id="147"/>
+    <w:bookmarkStart w:id="148" w:name="resumen-en-3-frases-7"/>
     <w:p>
       <w:pPr>
         <w:pStyle w:val="Heading2"/>
@@ -21351,8 +21343,8 @@
         <w:t xml:space="preserve">de subred: deja 64 bits para el identificador de interfaz y habilita SLAAC.</w:t>
       </w:r>
     </w:p>
-    <w:bookmarkEnd w:id="147"/>
-    <w:bookmarkStart w:id="148" w:name="vocabulario-rápido-7"/>
+    <w:bookmarkEnd w:id="148"/>
+    <w:bookmarkStart w:id="149" w:name="vocabulario-rápido-7"/>
     <w:p>
       <w:pPr>
         <w:pStyle w:val="Heading2"/>
@@ -21625,9 +21617,9 @@
         </w:r>
       </w:hyperlink>
     </w:p>
-    <w:bookmarkEnd w:id="148"/>
     <w:bookmarkEnd w:id="149"/>
-    <w:bookmarkStart w:id="160" w:name="tipos-de-direcciones"/>
+    <w:bookmarkEnd w:id="150"/>
+    <w:bookmarkStart w:id="161" w:name="tipos-de-direcciones"/>
     <w:p>
       <w:pPr>
         <w:pStyle w:val="Heading1"/>
@@ -21691,7 +21683,7 @@
         </w:pict>
       </w:r>
     </w:p>
-    <w:bookmarkStart w:id="150" w:name="la-idea-en-una-frase-8"/>
+    <w:bookmarkStart w:id="151" w:name="la-idea-en-una-frase-8"/>
     <w:p>
       <w:pPr>
         <w:pStyle w:val="Heading2"/>
@@ -21860,8 +21852,8 @@
         </w:pict>
       </w:r>
     </w:p>
-    <w:bookmarkEnd w:id="150"/>
-    <w:bookmarkStart w:id="154" w:name="unicast-un-solo-destinatario"/>
+    <w:bookmarkEnd w:id="151"/>
+    <w:bookmarkStart w:id="155" w:name="unicast-un-solo-destinatario"/>
     <w:p>
       <w:pPr>
         <w:pStyle w:val="Heading2"/>
@@ -22190,7 +22182,7 @@
         </w:tc>
       </w:tr>
     </w:tbl>
-    <w:bookmarkStart w:id="151" w:name="cómo-leer-el-prefijo-de-un-vistazo"/>
+    <w:bookmarkStart w:id="152" w:name="cómo-leer-el-prefijo-de-un-vistazo"/>
     <w:p>
       <w:pPr>
         <w:pStyle w:val="Heading3"/>
@@ -22394,8 +22386,8 @@
         <w:t xml:space="preserve">.</w:t>
       </w:r>
     </w:p>
-    <w:bookmarkEnd w:id="151"/>
-    <w:bookmarkStart w:id="152" w:name="link-local-la-que-nunca-falta"/>
+    <w:bookmarkEnd w:id="152"/>
+    <w:bookmarkStart w:id="153" w:name="link-local-la-que-nunca-falta"/>
     <w:p>
       <w:pPr>
         <w:pStyle w:val="Heading3"/>
@@ -22471,8 +22463,8 @@
         <w:t xml:space="preserve">con sus LLA sin que nadie configure nada, pero no pueden llegar a Internet con ellas.</w:t>
       </w:r>
     </w:p>
-    <w:bookmarkEnd w:id="152"/>
-    <w:bookmarkStart w:id="153" w:name="lectura-de-un-ipconfig-real"/>
+    <w:bookmarkEnd w:id="153"/>
+    <w:bookmarkStart w:id="154" w:name="lectura-de-un-ipconfig-real"/>
     <w:p>
       <w:pPr>
         <w:pStyle w:val="Heading3"/>
@@ -22612,7 +22604,7 @@
           <w:rPr>
             <w:rStyle w:val="Hyperlink"/>
           </w:rPr>
-          <w:t xml:space="preserve">punto 12</w:t>
+          <w:t xml:space="preserve">punto 10</w:t>
         </w:r>
       </w:hyperlink>
       <w:r>
@@ -22626,9 +22618,9 @@
         </w:pict>
       </w:r>
     </w:p>
-    <w:bookmarkEnd w:id="153"/>
     <w:bookmarkEnd w:id="154"/>
-    <w:bookmarkStart w:id="155" w:name="multicast-uno-para-muchos"/>
+    <w:bookmarkEnd w:id="155"/>
+    <w:bookmarkStart w:id="156" w:name="multicast-uno-para-muchos"/>
     <w:p>
       <w:pPr>
         <w:pStyle w:val="Heading2"/>
@@ -22902,7 +22894,7 @@
                 <w:rPr>
                   <w:rStyle w:val="Hyperlink"/>
                 </w:rPr>
-                <w:t xml:space="preserve">punto 14</w:t>
+                <w:t xml:space="preserve">punto 11</w:t>
               </w:r>
             </w:hyperlink>
             <w:r>
@@ -23049,8 +23041,8 @@
         </w:pict>
       </w:r>
     </w:p>
-    <w:bookmarkEnd w:id="155"/>
-    <w:bookmarkStart w:id="156" w:name="anycast-el-más-cercano-gana"/>
+    <w:bookmarkEnd w:id="156"/>
+    <w:bookmarkStart w:id="157" w:name="anycast-el-más-cercano-gana"/>
     <w:p>
       <w:pPr>
         <w:pStyle w:val="Heading2"/>
@@ -23258,8 +23250,8 @@
         </w:pict>
       </w:r>
     </w:p>
-    <w:bookmarkEnd w:id="156"/>
-    <w:bookmarkStart w:id="157" w:name="mini-chequeo-8"/>
+    <w:bookmarkEnd w:id="157"/>
+    <w:bookmarkStart w:id="158" w:name="mini-chequeo-8"/>
     <w:p>
       <w:pPr>
         <w:pStyle w:val="Heading2"/>
@@ -23632,8 +23624,8 @@
         </w:pict>
       </w:r>
     </w:p>
-    <w:bookmarkEnd w:id="157"/>
-    <w:bookmarkStart w:id="158" w:name="resumen-en-3-frases-8"/>
+    <w:bookmarkEnd w:id="158"/>
+    <w:bookmarkStart w:id="159" w:name="resumen-en-3-frases-8"/>
     <w:p>
       <w:pPr>
         <w:pStyle w:val="Heading2"/>
@@ -23775,8 +23767,8 @@
         <w:t xml:space="preserve">: es lo que hace escalable al DNS.</w:t>
       </w:r>
     </w:p>
-    <w:bookmarkEnd w:id="158"/>
-    <w:bookmarkStart w:id="159" w:name="vocabulario-rápido-8"/>
+    <w:bookmarkEnd w:id="159"/>
+    <w:bookmarkStart w:id="160" w:name="vocabulario-rápido-8"/>
     <w:p>
       <w:pPr>
         <w:pStyle w:val="Heading2"/>
@@ -24091,9 +24083,9 @@
         </w:r>
       </w:hyperlink>
     </w:p>
-    <w:bookmarkEnd w:id="159"/>
     <w:bookmarkEnd w:id="160"/>
-    <w:bookmarkStart w:id="170" w:name="eui-64-y-slaac"/>
+    <w:bookmarkEnd w:id="161"/>
+    <w:bookmarkStart w:id="171" w:name="eui-64-y-slaac"/>
     <w:p>
       <w:pPr>
         <w:pStyle w:val="Heading1"/>
@@ -24157,7 +24149,7 @@
         </w:pict>
       </w:r>
     </w:p>
-    <w:bookmarkStart w:id="161" w:name="la-idea-en-una-frase-9"/>
+    <w:bookmarkStart w:id="162" w:name="la-idea-en-una-frase-9"/>
     <w:p>
       <w:pPr>
         <w:pStyle w:val="Heading2"/>
@@ -24257,8 +24249,8 @@
         </w:pict>
       </w:r>
     </w:p>
-    <w:bookmarkEnd w:id="161"/>
-    <w:bookmarkStart w:id="162" w:name="eui-64-paso-a-paso"/>
+    <w:bookmarkEnd w:id="162"/>
+    <w:bookmarkStart w:id="163" w:name="eui-64-paso-a-paso"/>
     <w:p>
       <w:pPr>
         <w:pStyle w:val="Heading2"/>
@@ -24652,8 +24644,8 @@
         </w:pict>
       </w:r>
     </w:p>
-    <w:bookmarkEnd w:id="162"/>
-    <w:bookmarkStart w:id="163" w:name="y-ahora-qué-el-iid-prefijo-dirección"/>
+    <w:bookmarkEnd w:id="163"/>
+    <w:bookmarkStart w:id="164" w:name="y-ahora-qué-el-iid-prefijo-dirección"/>
     <w:p>
       <w:pPr>
         <w:pStyle w:val="Heading2"/>
@@ -24742,8 +24734,8 @@
         </w:pict>
       </w:r>
     </w:p>
-    <w:bookmarkEnd w:id="163"/>
-    <w:bookmarkStart w:id="164" w:name="privacy-extensions-rfc-4941"/>
+    <w:bookmarkEnd w:id="164"/>
+    <w:bookmarkStart w:id="165" w:name="privacy-extensions-rfc-4941"/>
     <w:p>
       <w:pPr>
         <w:pStyle w:val="Heading2"/>
@@ -24908,8 +24900,8 @@
         </w:pict>
       </w:r>
     </w:p>
-    <w:bookmarkEnd w:id="164"/>
-    <w:bookmarkStart w:id="165" w:name="slaac-la-autoconfiguración-sin-servidor"/>
+    <w:bookmarkEnd w:id="165"/>
+    <w:bookmarkStart w:id="166" w:name="slaac-la-autoconfiguración-sin-servidor"/>
     <w:p>
       <w:pPr>
         <w:pStyle w:val="Heading2"/>
@@ -25030,7 +25022,7 @@
           <w:rPr>
             <w:rStyle w:val="Hyperlink"/>
           </w:rPr>
-          <w:t xml:space="preserve">punto 13</w:t>
+          <w:t xml:space="preserve">punto 7</w:t>
         </w:r>
       </w:hyperlink>
       <w:r>
@@ -25181,8 +25173,8 @@
         </w:pict>
       </w:r>
     </w:p>
-    <w:bookmarkEnd w:id="165"/>
-    <w:bookmarkStart w:id="166" w:name="ventajas-y-desventajas-de-slaac"/>
+    <w:bookmarkEnd w:id="166"/>
+    <w:bookmarkStart w:id="167" w:name="ventajas-y-desventajas-de-slaac"/>
     <w:p>
       <w:pPr>
         <w:pStyle w:val="Heading2"/>
@@ -25388,8 +25380,8 @@
         </w:pict>
       </w:r>
     </w:p>
-    <w:bookmarkEnd w:id="166"/>
-    <w:bookmarkStart w:id="167" w:name="mini-chequeo-9"/>
+    <w:bookmarkEnd w:id="167"/>
+    <w:bookmarkStart w:id="168" w:name="mini-chequeo-9"/>
     <w:p>
       <w:pPr>
         <w:pStyle w:val="Heading2"/>
@@ -25637,8 +25629,8 @@
         </w:pict>
       </w:r>
     </w:p>
-    <w:bookmarkEnd w:id="167"/>
-    <w:bookmarkStart w:id="168" w:name="resumen-en-3-frases-9"/>
+    <w:bookmarkEnd w:id="168"/>
+    <w:bookmarkStart w:id="169" w:name="resumen-en-3-frases-9"/>
     <w:p>
       <w:pPr>
         <w:pStyle w:val="Heading2"/>
@@ -25743,8 +25735,8 @@
         <w:t xml:space="preserve">existen porque el EUI-64 es predecible y rastrable; las temporales rompen el tracking.</w:t>
       </w:r>
     </w:p>
-    <w:bookmarkEnd w:id="168"/>
-    <w:bookmarkStart w:id="169" w:name="vocabulario-rápido-9"/>
+    <w:bookmarkEnd w:id="169"/>
+    <w:bookmarkStart w:id="170" w:name="vocabulario-rápido-9"/>
     <w:p>
       <w:pPr>
         <w:pStyle w:val="Heading2"/>
@@ -26005,9 +25997,9 @@
         </w:r>
       </w:hyperlink>
     </w:p>
-    <w:bookmarkEnd w:id="169"/>
     <w:bookmarkEnd w:id="170"/>
-    <w:bookmarkStart w:id="185" w:name="icmpv6-y-ndp"/>
+    <w:bookmarkEnd w:id="171"/>
+    <w:bookmarkStart w:id="186" w:name="icmpv6-y-ndp"/>
     <w:p>
       <w:pPr>
         <w:pStyle w:val="Heading1"/>
@@ -26071,7 +26063,7 @@
         </w:pict>
       </w:r>
     </w:p>
-    <w:bookmarkStart w:id="171" w:name="la-idea-en-una-frase-10"/>
+    <w:bookmarkStart w:id="172" w:name="la-idea-en-una-frase-10"/>
     <w:p>
       <w:pPr>
         <w:pStyle w:val="Heading2"/>
@@ -26197,8 +26189,8 @@
         </w:pict>
       </w:r>
     </w:p>
-    <w:bookmarkEnd w:id="171"/>
-    <w:bookmarkStart w:id="172" w:name="la-tabla-de-traducción-ipv4-ipv6"/>
+    <w:bookmarkEnd w:id="172"/>
+    <w:bookmarkStart w:id="173" w:name="la-tabla-de-traducción-ipv4-ipv6"/>
     <w:p>
       <w:pPr>
         <w:pStyle w:val="Heading2"/>
@@ -26559,8 +26551,8 @@
         </w:pict>
       </w:r>
     </w:p>
-    <w:bookmarkEnd w:id="172"/>
-    <w:bookmarkStart w:id="176" w:name="ndp-ns-y-na-el-arp-nuevo"/>
+    <w:bookmarkEnd w:id="173"/>
+    <w:bookmarkStart w:id="177" w:name="ndp-ns-y-na-el-arp-nuevo"/>
     <w:p>
       <w:pPr>
         <w:pStyle w:val="Heading2"/>
@@ -26604,12 +26596,12 @@
           <wp:inline>
             <wp:extent cx="5334000" cy="2661202"/>
             <wp:effectExtent b="0" l="0" r="0" t="0"/>
-            <wp:docPr descr="Flujo NDP NS/NA: PC-A envía un Neighbor Solicitation a la multicast de nodo solicitado y PC-B responde con un Neighbor Advertisement en unicast con su MAC" title="" id="174" name="Picture"/>
+            <wp:docPr descr="Flujo NDP NS/NA: PC-A envía un Neighbor Solicitation a la multicast de nodo solicitado y PC-B responde con un Neighbor Advertisement en unicast con su MAC" title="" id="175" name="Picture"/>
             <a:graphic>
               <a:graphicData uri="http://schemas.openxmlformats.org/drawingml/2006/picture">
                 <pic:pic>
                   <pic:nvPicPr>
-                    <pic:cNvPr descr="public/diagrams/u04-ndp-ns-na.svg" id="175" name="Picture"/>
+                    <pic:cNvPr descr="public/diagrams/u04-ndp-ns-na.svg" id="176" name="Picture"/>
                     <pic:cNvPicPr>
                       <a:picLocks noChangeArrowheads="1" noChangeAspect="1"/>
                     </pic:cNvPicPr>
@@ -26621,7 +26613,7 @@
                           <a14:useLocalDpi xmlns:a14="http://schemas.microsoft.com/office/drawing/2010/main" val="0"/>
                         </a:ext>
                         <a:ext uri="{96DAC541-7B7A-43D3-8B79-37D633B846F1}">
-                          <asvg:svgBlip xmlns:asvg="http://schemas.microsoft.com/office/drawing/2016/SVG/main" r:embed="rId173"/>
+                          <asvg:svgBlip xmlns:asvg="http://schemas.microsoft.com/office/drawing/2016/SVG/main" r:embed="rId174"/>
                         </a:ext>
                       </a:extLst>
                     </a:blip>
@@ -26838,8 +26830,8 @@
         </w:pict>
       </w:r>
     </w:p>
-    <w:bookmarkEnd w:id="176"/>
-    <w:bookmarkStart w:id="180" w:name="rs-y-ra-descubrir-routers"/>
+    <w:bookmarkEnd w:id="177"/>
+    <w:bookmarkStart w:id="181" w:name="rs-y-ra-descubrir-routers"/>
     <w:p>
       <w:pPr>
         <w:pStyle w:val="Heading2"/>
@@ -26986,12 +26978,12 @@
           <wp:inline>
             <wp:extent cx="5334000" cy="2951093"/>
             <wp:effectExtent b="0" l="0" r="0" t="0"/>
-            <wp:docPr descr="Secuencia RS/RA: el PC recién encendido manda un Router Solicitation a FF02::2, el router responde con un Router Advertisement que lleva el prefijo y los flags, y el PC configura su GUA por SLAAC" title="" id="178" name="Picture"/>
+            <wp:docPr descr="Secuencia RS/RA: el PC recién encendido manda un Router Solicitation a FF02::2, el router responde con un Router Advertisement que lleva el prefijo y los flags, y el PC configura su GUA por SLAAC" title="" id="179" name="Picture"/>
             <a:graphic>
               <a:graphicData uri="http://schemas.openxmlformats.org/drawingml/2006/picture">
                 <pic:pic>
                   <pic:nvPicPr>
-                    <pic:cNvPr descr="public/diagrams/u04-ndp-rs-ra.svg" id="179" name="Picture"/>
+                    <pic:cNvPr descr="public/diagrams/u04-ndp-rs-ra.svg" id="180" name="Picture"/>
                     <pic:cNvPicPr>
                       <a:picLocks noChangeArrowheads="1" noChangeAspect="1"/>
                     </pic:cNvPicPr>
@@ -27003,7 +26995,7 @@
                           <a14:useLocalDpi xmlns:a14="http://schemas.microsoft.com/office/drawing/2010/main" val="0"/>
                         </a:ext>
                         <a:ext uri="{96DAC541-7B7A-43D3-8B79-37D633B846F1}">
-                          <asvg:svgBlip xmlns:asvg="http://schemas.microsoft.com/office/drawing/2016/SVG/main" r:embed="rId177"/>
+                          <asvg:svgBlip xmlns:asvg="http://schemas.microsoft.com/office/drawing/2016/SVG/main" r:embed="rId178"/>
                         </a:ext>
                       </a:extLst>
                     </a:blip>
@@ -27073,7 +27065,7 @@
           <w:rPr>
             <w:rStyle w:val="Hyperlink"/>
           </w:rPr>
-          <w:t xml:space="preserve">punto 13</w:t>
+          <w:t xml:space="preserve">punto 7</w:t>
         </w:r>
       </w:hyperlink>
       <w:r>
@@ -27087,8 +27079,8 @@
         </w:pict>
       </w:r>
     </w:p>
-    <w:bookmarkEnd w:id="180"/>
-    <w:bookmarkStart w:id="181" w:name="multicast-sobre-broadcast-por-qué-gana"/>
+    <w:bookmarkEnd w:id="181"/>
+    <w:bookmarkStart w:id="182" w:name="multicast-sobre-broadcast-por-qué-gana"/>
     <w:p>
       <w:pPr>
         <w:pStyle w:val="Heading2"/>
@@ -27258,8 +27250,8 @@
         </w:pict>
       </w:r>
     </w:p>
-    <w:bookmarkEnd w:id="181"/>
-    <w:bookmarkStart w:id="182" w:name="mini-chequeo-10"/>
+    <w:bookmarkEnd w:id="182"/>
+    <w:bookmarkStart w:id="183" w:name="mini-chequeo-10"/>
     <w:p>
       <w:pPr>
         <w:pStyle w:val="Heading2"/>
@@ -27516,8 +27508,8 @@
         </w:pict>
       </w:r>
     </w:p>
-    <w:bookmarkEnd w:id="182"/>
-    <w:bookmarkStart w:id="183" w:name="resumen-en-3-frases-10"/>
+    <w:bookmarkEnd w:id="183"/>
+    <w:bookmarkStart w:id="184" w:name="resumen-en-3-frases-10"/>
     <w:p>
       <w:pPr>
         <w:pStyle w:val="Heading2"/>
@@ -27643,8 +27635,8 @@
         <w:t xml:space="preserve">hace el descubrimiento quirúrgico: solo responde quien corresponde.</w:t>
       </w:r>
     </w:p>
-    <w:bookmarkEnd w:id="183"/>
-    <w:bookmarkStart w:id="184" w:name="vocabulario-rápido-10"/>
+    <w:bookmarkEnd w:id="184"/>
+    <w:bookmarkStart w:id="185" w:name="vocabulario-rápido-10"/>
     <w:p>
       <w:pPr>
         <w:pStyle w:val="Heading2"/>
@@ -27964,9 +27956,9 @@
         </w:r>
       </w:hyperlink>
     </w:p>
-    <w:bookmarkEnd w:id="184"/>
     <w:bookmarkEnd w:id="185"/>
-    <w:bookmarkStart w:id="198" w:name="mecanismos-de-transición"/>
+    <w:bookmarkEnd w:id="186"/>
+    <w:bookmarkStart w:id="199" w:name="mecanismos-de-transición"/>
     <w:p>
       <w:pPr>
         <w:pStyle w:val="Heading1"/>
@@ -28030,7 +28022,7 @@
         </w:pict>
       </w:r>
     </w:p>
-    <w:bookmarkStart w:id="189" w:name="la-idea-en-una-frase-11"/>
+    <w:bookmarkStart w:id="190" w:name="la-idea-en-una-frase-11"/>
     <w:p>
       <w:pPr>
         <w:pStyle w:val="Heading2"/>
@@ -28112,12 +28104,12 @@
           <wp:inline>
             <wp:extent cx="5334000" cy="2053590"/>
             <wp:effectExtent b="0" l="0" r="0" t="0"/>
-            <wp:docPr descr="Los tres mecanismos de transición IPv4 a IPv6: Dual Stack (las dos pilas a la vez), túnel (IPv6 dentro de IPv4) y NAT64/DNS64 (traducción entre familias)" title="" id="187" name="Picture"/>
+            <wp:docPr descr="Los tres mecanismos de transición IPv4 a IPv6: Dual Stack (las dos pilas a la vez), túnel (IPv6 dentro de IPv4) y NAT64/DNS64 (traducción entre familias)" title="" id="188" name="Picture"/>
             <a:graphic>
               <a:graphicData uri="http://schemas.openxmlformats.org/drawingml/2006/picture">
                 <pic:pic>
                   <pic:nvPicPr>
-                    <pic:cNvPr descr="public/diagrams/u04-transicion.svg" id="188" name="Picture"/>
+                    <pic:cNvPr descr="public/diagrams/u04-transicion.svg" id="189" name="Picture"/>
                     <pic:cNvPicPr>
                       <a:picLocks noChangeArrowheads="1" noChangeAspect="1"/>
                     </pic:cNvPicPr>
@@ -28129,7 +28121,7 @@
                           <a14:useLocalDpi xmlns:a14="http://schemas.microsoft.com/office/drawing/2010/main" val="0"/>
                         </a:ext>
                         <a:ext uri="{96DAC541-7B7A-43D3-8B79-37D633B846F1}">
-                          <asvg:svgBlip xmlns:asvg="http://schemas.microsoft.com/office/drawing/2016/SVG/main" r:embed="rId186"/>
+                          <asvg:svgBlip xmlns:asvg="http://schemas.microsoft.com/office/drawing/2016/SVG/main" r:embed="rId187"/>
                         </a:ext>
                       </a:extLst>
                     </a:blip>
@@ -28174,8 +28166,8 @@
         </w:pict>
       </w:r>
     </w:p>
-    <w:bookmarkEnd w:id="189"/>
-    <w:bookmarkStart w:id="191" w:name="X2cba674a07035b2edd1988ff52869d9c7bbd986"/>
+    <w:bookmarkEnd w:id="190"/>
+    <w:bookmarkStart w:id="192" w:name="X2cba674a07035b2edd1988ff52869d9c7bbd986"/>
     <w:p>
       <w:pPr>
         <w:pStyle w:val="Heading2"/>
@@ -28454,7 +28446,7 @@
       <w:r>
         <w:t xml:space="preserve"> </w:t>
       </w:r>
-      <w:hyperlink r:id="rId190">
+      <w:hyperlink r:id="rId191">
         <w:r>
           <w:rPr>
             <w:rStyle w:val="Hyperlink"/>
@@ -28476,8 +28468,8 @@
         </w:pict>
       </w:r>
     </w:p>
-    <w:bookmarkEnd w:id="191"/>
-    <w:bookmarkStart w:id="192" w:name="túneles-ipv6-dentro-de-ipv4"/>
+    <w:bookmarkEnd w:id="192"/>
+    <w:bookmarkStart w:id="193" w:name="túneles-ipv6-dentro-de-ipv4"/>
     <w:p>
       <w:pPr>
         <w:pStyle w:val="Heading2"/>
@@ -28832,8 +28824,8 @@
         </w:pict>
       </w:r>
     </w:p>
-    <w:bookmarkEnd w:id="192"/>
-    <w:bookmarkStart w:id="193" w:name="nat64-dns64-el-puente-para-solo-ipv6"/>
+    <w:bookmarkEnd w:id="193"/>
+    <w:bookmarkStart w:id="194" w:name="nat64-dns64-el-puente-para-solo-ipv6"/>
     <w:p>
       <w:pPr>
         <w:pStyle w:val="Heading2"/>
@@ -29086,8 +29078,8 @@
         </w:pict>
       </w:r>
     </w:p>
-    <w:bookmarkEnd w:id="193"/>
-    <w:bookmarkStart w:id="194" w:name="X32dfc6a623b49ed5cfc46a81e5bfd2bc44c115a"/>
+    <w:bookmarkEnd w:id="194"/>
+    <w:bookmarkStart w:id="195" w:name="X32dfc6a623b49ed5cfc46a81e5bfd2bc44c115a"/>
     <w:p>
       <w:pPr>
         <w:pStyle w:val="Heading2"/>
@@ -29318,8 +29310,8 @@
         </w:pict>
       </w:r>
     </w:p>
-    <w:bookmarkEnd w:id="194"/>
-    <w:bookmarkStart w:id="195" w:name="mini-chequeo-11"/>
+    <w:bookmarkEnd w:id="195"/>
+    <w:bookmarkStart w:id="196" w:name="mini-chequeo-11"/>
     <w:p>
       <w:pPr>
         <w:pStyle w:val="Heading2"/>
@@ -29568,8 +29560,8 @@
         </w:pict>
       </w:r>
     </w:p>
-    <w:bookmarkEnd w:id="195"/>
-    <w:bookmarkStart w:id="196" w:name="resumen-en-3-frases-11"/>
+    <w:bookmarkEnd w:id="196"/>
+    <w:bookmarkStart w:id="197" w:name="resumen-en-3-frases-11"/>
     <w:p>
       <w:pPr>
         <w:pStyle w:val="Heading2"/>
@@ -29650,8 +29642,8 @@
         <w:t xml:space="preserve">permiten que una red solo-IPv6 acceda a servicios solo-IPv4 traduciendo el tráfico.</w:t>
       </w:r>
     </w:p>
-    <w:bookmarkEnd w:id="196"/>
-    <w:bookmarkStart w:id="197" w:name="vocabulario-rápido-11"/>
+    <w:bookmarkEnd w:id="197"/>
+    <w:bookmarkStart w:id="198" w:name="vocabulario-rápido-11"/>
     <w:p>
       <w:pPr>
         <w:pStyle w:val="Heading2"/>
@@ -29938,9 +29930,9 @@
         </w:r>
       </w:hyperlink>
     </w:p>
-    <w:bookmarkEnd w:id="197"/>
     <w:bookmarkEnd w:id="198"/>
-    <w:bookmarkStart w:id="211" w:name="cierre-consolida-lo-aprendido"/>
+    <w:bookmarkEnd w:id="199"/>
+    <w:bookmarkStart w:id="212" w:name="cierre-consolida-lo-aprendido"/>
     <w:p>
       <w:pPr>
         <w:pStyle w:val="Heading1"/>
@@ -30014,12 +30006,12 @@
       <w:r>
         <w:t xml:space="preserve"> </w:t>
       </w:r>
-      <w:hyperlink r:id="rId35">
+      <w:hyperlink r:id="rId34">
         <w:r>
           <w:rPr>
             <w:rStyle w:val="Hyperlink"/>
           </w:rPr>
-          <w:t xml:space="preserve">punto 17</w:t>
+          <w:t xml:space="preserve">punto 12</w:t>
         </w:r>
       </w:hyperlink>
       <w:r>
@@ -30036,7 +30028,7 @@
         </w:pict>
       </w:r>
     </w:p>
-    <w:bookmarkStart w:id="199" w:name="sé-el-paquete"/>
+    <w:bookmarkStart w:id="200" w:name="sé-el-paquete"/>
     <w:p>
       <w:pPr>
         <w:pStyle w:val="Heading2"/>
@@ -30261,8 +30253,8 @@
         </w:pict>
       </w:r>
     </w:p>
-    <w:bookmarkEnd w:id="199"/>
-    <w:bookmarkStart w:id="200" w:name="fireside-chat-ip-pública-vs-ip-privada"/>
+    <w:bookmarkEnd w:id="200"/>
+    <w:bookmarkStart w:id="201" w:name="fireside-chat-ip-pública-vs-ip-privada"/>
     <w:p>
       <w:pPr>
         <w:pStyle w:val="Heading2"/>
@@ -30509,8 +30501,8 @@
         </w:pict>
       </w:r>
     </w:p>
-    <w:bookmarkEnd w:id="200"/>
-    <w:bookmarkStart w:id="201" w:name="quién-soy"/>
+    <w:bookmarkEnd w:id="201"/>
+    <w:bookmarkStart w:id="202" w:name="quién-soy"/>
     <w:p>
       <w:pPr>
         <w:pStyle w:val="Heading2"/>
@@ -30753,8 +30745,8 @@
         </w:pict>
       </w:r>
     </w:p>
-    <w:bookmarkEnd w:id="201"/>
-    <w:bookmarkStart w:id="202" w:name="conrad-vs-el-mundo-subnetting"/>
+    <w:bookmarkEnd w:id="202"/>
+    <w:bookmarkStart w:id="203" w:name="conrad-vs-el-mundo-subnetting"/>
     <w:p>
       <w:pPr>
         <w:pStyle w:val="Heading2"/>
@@ -30923,8 +30915,8 @@
         </w:pict>
       </w:r>
     </w:p>
-    <w:bookmarkEnd w:id="202"/>
-    <w:bookmarkStart w:id="203" w:name="X6dec93b1bd1cbbdc10676eb2e26d811f01544ae"/>
+    <w:bookmarkEnd w:id="203"/>
+    <w:bookmarkStart w:id="204" w:name="X6dec93b1bd1cbbdc10676eb2e26d811f01544ae"/>
     <w:p>
       <w:pPr>
         <w:pStyle w:val="Heading2"/>
@@ -31817,8 +31809,8 @@
         </w:pict>
       </w:r>
     </w:p>
-    <w:bookmarkEnd w:id="203"/>
-    <w:bookmarkStart w:id="204" w:name="logros-de-esta-unidad"/>
+    <w:bookmarkEnd w:id="204"/>
+    <w:bookmarkStart w:id="205" w:name="logros-de-esta-unidad"/>
     <w:p>
       <w:pPr>
         <w:pStyle w:val="Heading2"/>
@@ -32020,8 +32012,8 @@
         </w:pict>
       </w:r>
     </w:p>
-    <w:bookmarkEnd w:id="204"/>
-    <w:bookmarkStart w:id="205" w:name="atrévete-a-pensar"/>
+    <w:bookmarkEnd w:id="205"/>
+    <w:bookmarkStart w:id="206" w:name="atrévete-a-pensar"/>
     <w:p>
       <w:pPr>
         <w:pStyle w:val="Heading2"/>
@@ -32377,8 +32369,8 @@
         </w:pict>
       </w:r>
     </w:p>
-    <w:bookmarkEnd w:id="205"/>
-    <w:bookmarkStart w:id="206" w:name="crucigrama-de-bits"/>
+    <w:bookmarkEnd w:id="206"/>
+    <w:bookmarkStart w:id="207" w:name="crucigrama-de-bits"/>
     <w:p>
       <w:pPr>
         <w:pStyle w:val="Heading2"/>
@@ -32531,8 +32523,8 @@
         </w:pict>
       </w:r>
     </w:p>
-    <w:bookmarkEnd w:id="206"/>
-    <w:bookmarkStart w:id="207" w:name="preguntas-de-entrevista-de-trabajo"/>
+    <w:bookmarkEnd w:id="207"/>
+    <w:bookmarkStart w:id="208" w:name="preguntas-de-entrevista-de-trabajo"/>
     <w:p>
       <w:pPr>
         <w:pStyle w:val="Heading2"/>
@@ -32764,8 +32756,8 @@
         </w:pict>
       </w:r>
     </w:p>
-    <w:bookmarkEnd w:id="207"/>
-    <w:bookmarkStart w:id="208" w:name="no-hay-preguntas-tontas"/>
+    <w:bookmarkEnd w:id="208"/>
+    <w:bookmarkStart w:id="209" w:name="no-hay-preguntas-tontas"/>
     <w:p>
       <w:pPr>
         <w:pStyle w:val="Heading2"/>
@@ -32925,7 +32917,7 @@
         <w:pStyle w:val="FirstParagraph"/>
       </w:pPr>
       <w:r>
-        <w:t xml:space="preserve">Ya se agotaron. La IANA asignó el último bloque de direcciones IPv4 en 2011. Desde entonces, las nuevas redes usan IPv6 o dependen de NAT para compartir una IP pública entre muchos dispositivos. Por eso IPv6 dejó de ser el futuro: ya lo has visto en los puntos 9 a 16.</w:t>
+        <w:t xml:space="preserve">Ya se agotaron. La IANA asignó el último bloque de direcciones IPv4 en 2011. Desde entonces, las nuevas redes usan IPv6 o dependen de NAT para compartir una IP pública entre muchos dispositivos. Por eso IPv6 dejó de ser el futuro: ya lo has visto en los puntos 8 a 12.</w:t>
       </w:r>
     </w:p>
     <w:p>
@@ -32935,8 +32927,8 @@
         </w:pict>
       </w:r>
     </w:p>
-    <w:bookmarkEnd w:id="208"/>
-    <w:bookmarkStart w:id="209" w:name="poscréditos"/>
+    <w:bookmarkEnd w:id="209"/>
+    <w:bookmarkStart w:id="210" w:name="poscréditos"/>
     <w:p>
       <w:pPr>
         <w:pStyle w:val="Heading2"/>
@@ -32994,8 +32986,8 @@
         </w:pict>
       </w:r>
     </w:p>
-    <w:bookmarkEnd w:id="209"/>
-    <w:bookmarkStart w:id="210" w:name="X13c4304ac1b63119c8abde198862dc2c71c987c"/>
+    <w:bookmarkEnd w:id="210"/>
+    <w:bookmarkStart w:id="211" w:name="X13c4304ac1b63119c8abde198862dc2c71c987c"/>
     <w:p>
       <w:pPr>
         <w:pStyle w:val="Heading2"/>
@@ -33103,7 +33095,7 @@
               <w:jc w:val="left"/>
             </w:pPr>
             <w:r>
-              <w:t xml:space="preserve">✅ Puntos 1-5 y 9-12 + ⚡ Laboratorio (punto 18)</w:t>
+              <w:t xml:space="preserve">✅ Puntos 1-5 y 8-10 + ⚡ Laboratorio (punto 13)</w:t>
             </w:r>
           </w:p>
         </w:tc>
@@ -33141,7 +33133,7 @@
               <w:jc w:val="left"/>
             </w:pPr>
             <w:r>
-              <w:t xml:space="preserve">✅ Puntos 5-7 (CIDR/VLSM)</w:t>
+              <w:t xml:space="preserve">✅ Puntos 4-6 (CIDR/VLSM)</w:t>
             </w:r>
           </w:p>
         </w:tc>
@@ -33179,7 +33171,7 @@
               <w:jc w:val="left"/>
             </w:pPr>
             <w:r>
-              <w:t xml:space="preserve">✅ Puntos 8 y 13 + ⚡ Laboratorio (punto 18)</w:t>
+              <w:t xml:space="preserve">✅ Punto 7 (DHCP/DHCPv6) + ⚡ Laboratorio (punto 13)</w:t>
             </w:r>
           </w:p>
         </w:tc>
@@ -33217,7 +33209,7 @@
               <w:jc w:val="left"/>
             </w:pPr>
             <w:r>
-              <w:t xml:space="preserve">✅ Punto 16 (interfaces IPv6) + ⚡ Laboratorio (punto 18)</w:t>
+              <w:t xml:space="preserve">✅ Punto 12 (dual stack en la práctica) + ⚡ Laboratorio (punto 13)</w:t>
             </w:r>
           </w:p>
         </w:tc>
@@ -33255,7 +33247,7 @@
               <w:jc w:val="left"/>
             </w:pPr>
             <w:r>
-              <w:t xml:space="preserve">✅ Puntos 1-2 y 5 (cabecera, ARP, máscaras/redes)</w:t>
+              <w:t xml:space="preserve">✅ Puntos 1-2 y 4 (cabecera, ARP, máscaras/redes)</w:t>
             </w:r>
           </w:p>
         </w:tc>
@@ -33341,8 +33333,8 @@
         </w:r>
       </w:hyperlink>
     </w:p>
-    <w:bookmarkEnd w:id="210"/>
     <w:bookmarkEnd w:id="211"/>
+    <w:bookmarkEnd w:id="212"/>
     <w:sectPr/>
   </w:body>
 </w:document>
